--- a/CS SEMINAR/New folder/BUBBLE POWER.docx
+++ b/CS SEMINAR/New folder/BUBBLE POWER.docx
@@ -138,8 +138,6 @@
           <w:szCs w:val="24"/>
         </w:rPr>
       </w:pPr>
-      <w:bookmarkStart w:id="0" w:name="_GoBack"/>
-      <w:bookmarkEnd w:id="0"/>
     </w:p>
     <w:p>
       <w:pPr>
@@ -687,666 +685,6 @@
           <w:rFonts w:ascii="Times New Roman" w:hAnsi="Times New Roman" w:cs="Times New Roman"/>
           <w:b/>
           <w:caps/>
-          <w:sz w:val="24"/>
-          <w:szCs w:val="24"/>
-        </w:rPr>
-      </w:pPr>
-      <w:r>
-        <w:rPr>
-          <w:rFonts w:ascii="Times New Roman" w:hAnsi="Times New Roman" w:cs="Times New Roman"/>
-          <w:b/>
-          <w:caps/>
-          <w:sz w:val="24"/>
-          <w:szCs w:val="24"/>
-        </w:rPr>
-        <w:lastRenderedPageBreak/>
-        <w:t>BUBBLE POWER TECHNOLOGY</w:t>
-      </w:r>
-    </w:p>
-    <w:p>
-      <w:pPr>
-        <w:spacing w:after="0" w:line="240" w:lineRule="auto"/>
-        <w:jc w:val="center"/>
-        <w:rPr>
-          <w:rFonts w:ascii="Times New Roman" w:hAnsi="Times New Roman" w:cs="Times New Roman"/>
-          <w:b/>
-          <w:caps/>
-          <w:sz w:val="24"/>
-          <w:szCs w:val="24"/>
-        </w:rPr>
-      </w:pPr>
-    </w:p>
-    <w:p>
-      <w:pPr>
-        <w:spacing w:after="0" w:line="240" w:lineRule="auto"/>
-        <w:jc w:val="center"/>
-        <w:rPr>
-          <w:rFonts w:ascii="Times New Roman" w:hAnsi="Times New Roman" w:cs="Times New Roman"/>
-          <w:b/>
-          <w:caps/>
-          <w:sz w:val="24"/>
-          <w:szCs w:val="24"/>
-        </w:rPr>
-      </w:pPr>
-    </w:p>
-    <w:p>
-      <w:pPr>
-        <w:spacing w:after="0" w:line="240" w:lineRule="auto"/>
-        <w:jc w:val="center"/>
-        <w:rPr>
-          <w:rFonts w:ascii="Times New Roman" w:hAnsi="Times New Roman" w:cs="Times New Roman"/>
-          <w:b/>
-          <w:caps/>
-          <w:sz w:val="24"/>
-          <w:szCs w:val="24"/>
-        </w:rPr>
-      </w:pPr>
-    </w:p>
-    <w:p>
-      <w:pPr>
-        <w:spacing w:after="0" w:line="240" w:lineRule="auto"/>
-        <w:jc w:val="center"/>
-        <w:rPr>
-          <w:rFonts w:ascii="Times New Roman" w:hAnsi="Times New Roman" w:cs="Times New Roman"/>
-          <w:b/>
-          <w:caps/>
-          <w:sz w:val="24"/>
-          <w:szCs w:val="24"/>
-        </w:rPr>
-      </w:pPr>
-    </w:p>
-    <w:p>
-      <w:pPr>
-        <w:spacing w:after="0" w:line="240" w:lineRule="auto"/>
-        <w:jc w:val="center"/>
-        <w:rPr>
-          <w:rFonts w:ascii="Times New Roman" w:hAnsi="Times New Roman" w:cs="Times New Roman"/>
-          <w:b/>
-          <w:caps/>
-          <w:sz w:val="24"/>
-          <w:szCs w:val="24"/>
-        </w:rPr>
-      </w:pPr>
-    </w:p>
-    <w:p>
-      <w:pPr>
-        <w:spacing w:after="0" w:line="240" w:lineRule="auto"/>
-        <w:jc w:val="center"/>
-        <w:rPr>
-          <w:rFonts w:ascii="Times New Roman" w:hAnsi="Times New Roman" w:cs="Times New Roman"/>
-          <w:b/>
-          <w:caps/>
-          <w:sz w:val="24"/>
-          <w:szCs w:val="24"/>
-        </w:rPr>
-      </w:pPr>
-    </w:p>
-    <w:p>
-      <w:pPr>
-        <w:spacing w:after="0" w:line="240" w:lineRule="auto"/>
-        <w:jc w:val="center"/>
-        <w:rPr>
-          <w:rFonts w:ascii="Times New Roman" w:hAnsi="Times New Roman" w:cs="Times New Roman"/>
-          <w:b/>
-          <w:caps/>
-          <w:sz w:val="24"/>
-          <w:szCs w:val="24"/>
-        </w:rPr>
-      </w:pPr>
-    </w:p>
-    <w:p>
-      <w:pPr>
-        <w:spacing w:after="0" w:line="240" w:lineRule="auto"/>
-        <w:jc w:val="center"/>
-        <w:rPr>
-          <w:rFonts w:ascii="Times New Roman" w:hAnsi="Times New Roman" w:cs="Times New Roman"/>
-          <w:b/>
-          <w:caps/>
-          <w:sz w:val="24"/>
-          <w:szCs w:val="24"/>
-        </w:rPr>
-      </w:pPr>
-    </w:p>
-    <w:p>
-      <w:pPr>
-        <w:spacing w:after="0" w:line="240" w:lineRule="auto"/>
-        <w:jc w:val="center"/>
-        <w:rPr>
-          <w:rFonts w:ascii="Times New Roman" w:hAnsi="Times New Roman" w:cs="Times New Roman"/>
-          <w:b/>
-          <w:caps/>
-          <w:sz w:val="24"/>
-          <w:szCs w:val="24"/>
-        </w:rPr>
-      </w:pPr>
-    </w:p>
-    <w:p>
-      <w:pPr>
-        <w:spacing w:after="0" w:line="240" w:lineRule="auto"/>
-        <w:jc w:val="center"/>
-        <w:rPr>
-          <w:rFonts w:ascii="Times New Roman" w:hAnsi="Times New Roman" w:cs="Times New Roman"/>
-          <w:b/>
-          <w:caps/>
-          <w:sz w:val="24"/>
-          <w:szCs w:val="24"/>
-        </w:rPr>
-      </w:pPr>
-    </w:p>
-    <w:p>
-      <w:pPr>
-        <w:spacing w:after="0" w:line="240" w:lineRule="auto"/>
-        <w:jc w:val="center"/>
-        <w:rPr>
-          <w:rFonts w:ascii="Times New Roman" w:hAnsi="Times New Roman" w:cs="Times New Roman"/>
-          <w:b/>
-          <w:caps/>
-          <w:sz w:val="24"/>
-          <w:szCs w:val="24"/>
-        </w:rPr>
-      </w:pPr>
-    </w:p>
-    <w:p>
-      <w:pPr>
-        <w:spacing w:after="0" w:line="240" w:lineRule="auto"/>
-        <w:jc w:val="center"/>
-        <w:rPr>
-          <w:rFonts w:ascii="Times New Roman" w:hAnsi="Times New Roman" w:cs="Times New Roman"/>
-          <w:b/>
-          <w:caps/>
-          <w:sz w:val="24"/>
-          <w:szCs w:val="24"/>
-        </w:rPr>
-      </w:pPr>
-    </w:p>
-    <w:p>
-      <w:pPr>
-        <w:spacing w:after="0" w:line="240" w:lineRule="auto"/>
-        <w:jc w:val="center"/>
-        <w:rPr>
-          <w:rFonts w:ascii="Times New Roman" w:hAnsi="Times New Roman" w:cs="Times New Roman"/>
-          <w:b/>
-          <w:caps/>
-          <w:sz w:val="24"/>
-          <w:szCs w:val="24"/>
-        </w:rPr>
-      </w:pPr>
-    </w:p>
-    <w:p>
-      <w:pPr>
-        <w:spacing w:after="0" w:line="240" w:lineRule="auto"/>
-        <w:jc w:val="center"/>
-        <w:rPr>
-          <w:rFonts w:ascii="Times New Roman" w:hAnsi="Times New Roman" w:cs="Times New Roman"/>
-          <w:b/>
-          <w:caps/>
-          <w:sz w:val="24"/>
-          <w:szCs w:val="24"/>
-        </w:rPr>
-      </w:pPr>
-    </w:p>
-    <w:p>
-      <w:pPr>
-        <w:spacing w:after="0" w:line="240" w:lineRule="auto"/>
-        <w:jc w:val="center"/>
-        <w:rPr>
-          <w:rFonts w:ascii="Times New Roman" w:hAnsi="Times New Roman" w:cs="Times New Roman"/>
-          <w:b/>
-          <w:caps/>
-          <w:sz w:val="24"/>
-          <w:szCs w:val="24"/>
-        </w:rPr>
-      </w:pPr>
-    </w:p>
-    <w:p>
-      <w:pPr>
-        <w:spacing w:after="0" w:line="240" w:lineRule="auto"/>
-        <w:jc w:val="center"/>
-        <w:rPr>
-          <w:rFonts w:ascii="Times New Roman" w:hAnsi="Times New Roman" w:cs="Times New Roman"/>
-          <w:b/>
-          <w:caps/>
-          <w:sz w:val="24"/>
-          <w:szCs w:val="24"/>
-        </w:rPr>
-      </w:pPr>
-    </w:p>
-    <w:p>
-      <w:pPr>
-        <w:spacing w:after="0" w:line="240" w:lineRule="auto"/>
-        <w:jc w:val="center"/>
-        <w:rPr>
-          <w:rFonts w:ascii="Times New Roman" w:hAnsi="Times New Roman" w:cs="Times New Roman"/>
-          <w:b/>
-          <w:caps/>
-          <w:sz w:val="24"/>
-          <w:szCs w:val="24"/>
-        </w:rPr>
-      </w:pPr>
-    </w:p>
-    <w:p>
-      <w:pPr>
-        <w:spacing w:after="0" w:line="240" w:lineRule="auto"/>
-        <w:jc w:val="center"/>
-        <w:rPr>
-          <w:rFonts w:ascii="Times New Roman" w:hAnsi="Times New Roman" w:cs="Times New Roman"/>
-          <w:b/>
-          <w:caps/>
-          <w:sz w:val="24"/>
-          <w:szCs w:val="24"/>
-        </w:rPr>
-      </w:pPr>
-      <w:r>
-        <w:rPr>
-          <w:rFonts w:ascii="Times New Roman" w:hAnsi="Times New Roman" w:cs="Times New Roman"/>
-          <w:b/>
-          <w:color w:val="000000"/>
-          <w:sz w:val="24"/>
-          <w:szCs w:val="24"/>
-          <w:shd w:val="clear" w:color="auto" w:fill="FFFFFF"/>
-        </w:rPr>
-        <w:t>ANIYA DOLIURAN NESTHER</w:t>
-      </w:r>
-      <w:r>
-        <w:rPr>
-          <w:rFonts w:ascii="Times New Roman" w:hAnsi="Times New Roman" w:cs="Times New Roman"/>
-          <w:b/>
-          <w:caps/>
-          <w:sz w:val="24"/>
-          <w:szCs w:val="24"/>
-        </w:rPr>
-        <w:t xml:space="preserve"> </w:t>
-      </w:r>
-    </w:p>
-    <w:p>
-      <w:pPr>
-        <w:spacing w:after="0" w:line="240" w:lineRule="auto"/>
-        <w:jc w:val="center"/>
-        <w:rPr>
-          <w:rFonts w:ascii="Times New Roman" w:hAnsi="Times New Roman" w:cs="Times New Roman"/>
-          <w:b/>
-          <w:caps/>
-          <w:sz w:val="24"/>
-          <w:szCs w:val="24"/>
-        </w:rPr>
-      </w:pPr>
-      <w:r>
-        <w:rPr>
-          <w:rFonts w:ascii="Times New Roman" w:hAnsi="Times New Roman" w:cs="Times New Roman"/>
-          <w:b/>
-          <w:caps/>
-          <w:sz w:val="24"/>
-          <w:szCs w:val="24"/>
-        </w:rPr>
-        <w:t>(st/cs/nd/21/0</w:t>
-      </w:r>
-      <w:r>
-        <w:rPr>
-          <w:rFonts w:ascii="Times New Roman" w:hAnsi="Times New Roman" w:cs="Times New Roman"/>
-          <w:b/>
-          <w:caps/>
-          <w:sz w:val="24"/>
-          <w:szCs w:val="24"/>
-        </w:rPr>
-        <w:t>5</w:t>
-      </w:r>
-      <w:r>
-        <w:rPr>
-          <w:rFonts w:ascii="Times New Roman" w:hAnsi="Times New Roman" w:cs="Times New Roman"/>
-          <w:b/>
-          <w:caps/>
-          <w:sz w:val="24"/>
-          <w:szCs w:val="24"/>
-        </w:rPr>
-        <w:t>3)</w:t>
-      </w:r>
-    </w:p>
-    <w:p>
-      <w:pPr>
-        <w:spacing w:after="0" w:line="240" w:lineRule="auto"/>
-        <w:jc w:val="center"/>
-        <w:rPr>
-          <w:rFonts w:ascii="Times New Roman" w:hAnsi="Times New Roman" w:cs="Times New Roman"/>
-          <w:b/>
-          <w:caps/>
-          <w:sz w:val="24"/>
-          <w:szCs w:val="24"/>
-        </w:rPr>
-      </w:pPr>
-    </w:p>
-    <w:p>
-      <w:pPr>
-        <w:spacing w:after="0" w:line="240" w:lineRule="auto"/>
-        <w:ind w:left="17"/>
-        <w:jc w:val="center"/>
-        <w:rPr>
-          <w:rFonts w:ascii="Times New Roman" w:hAnsi="Times New Roman" w:cs="Times New Roman"/>
-          <w:b/>
-          <w:color w:val="1A1A1A" w:themeColor="background1" w:themeShade="1A"/>
-          <w:sz w:val="24"/>
-          <w:szCs w:val="24"/>
-        </w:rPr>
-      </w:pPr>
-    </w:p>
-    <w:p>
-      <w:pPr>
-        <w:spacing w:after="0" w:line="240" w:lineRule="auto"/>
-        <w:ind w:left="17"/>
-        <w:jc w:val="center"/>
-        <w:rPr>
-          <w:rFonts w:ascii="Times New Roman" w:hAnsi="Times New Roman" w:cs="Times New Roman"/>
-          <w:b/>
-          <w:color w:val="1A1A1A" w:themeColor="background1" w:themeShade="1A"/>
-          <w:sz w:val="24"/>
-          <w:szCs w:val="24"/>
-        </w:rPr>
-      </w:pPr>
-    </w:p>
-    <w:p>
-      <w:pPr>
-        <w:spacing w:after="0" w:line="240" w:lineRule="auto"/>
-        <w:ind w:left="17"/>
-        <w:jc w:val="center"/>
-        <w:rPr>
-          <w:rFonts w:ascii="Times New Roman" w:hAnsi="Times New Roman" w:cs="Times New Roman"/>
-          <w:b/>
-          <w:color w:val="1A1A1A" w:themeColor="background1" w:themeShade="1A"/>
-          <w:sz w:val="24"/>
-          <w:szCs w:val="24"/>
-        </w:rPr>
-      </w:pPr>
-    </w:p>
-    <w:p>
-      <w:pPr>
-        <w:spacing w:after="0" w:line="240" w:lineRule="auto"/>
-        <w:ind w:left="17"/>
-        <w:jc w:val="center"/>
-        <w:rPr>
-          <w:rFonts w:ascii="Times New Roman" w:hAnsi="Times New Roman" w:cs="Times New Roman"/>
-          <w:b/>
-          <w:color w:val="1A1A1A" w:themeColor="background1" w:themeShade="1A"/>
-          <w:sz w:val="24"/>
-          <w:szCs w:val="24"/>
-        </w:rPr>
-      </w:pPr>
-    </w:p>
-    <w:p>
-      <w:pPr>
-        <w:spacing w:after="0" w:line="240" w:lineRule="auto"/>
-        <w:ind w:left="17"/>
-        <w:jc w:val="center"/>
-        <w:rPr>
-          <w:rFonts w:ascii="Times New Roman" w:hAnsi="Times New Roman" w:cs="Times New Roman"/>
-          <w:b/>
-          <w:color w:val="1A1A1A" w:themeColor="background1" w:themeShade="1A"/>
-          <w:sz w:val="24"/>
-          <w:szCs w:val="24"/>
-        </w:rPr>
-      </w:pPr>
-    </w:p>
-    <w:p>
-      <w:pPr>
-        <w:spacing w:after="0" w:line="240" w:lineRule="auto"/>
-        <w:ind w:left="17"/>
-        <w:jc w:val="center"/>
-        <w:rPr>
-          <w:rFonts w:ascii="Times New Roman" w:hAnsi="Times New Roman" w:cs="Times New Roman"/>
-          <w:color w:val="1A1A1A" w:themeColor="background1" w:themeShade="1A"/>
-          <w:sz w:val="24"/>
-          <w:szCs w:val="24"/>
-        </w:rPr>
-      </w:pPr>
-    </w:p>
-    <w:p>
-      <w:pPr>
-        <w:spacing w:after="0" w:line="240" w:lineRule="auto"/>
-        <w:ind w:left="17"/>
-        <w:jc w:val="center"/>
-        <w:rPr>
-          <w:rFonts w:ascii="Times New Roman" w:hAnsi="Times New Roman" w:cs="Times New Roman"/>
-          <w:b/>
-          <w:color w:val="1A1A1A" w:themeColor="background1" w:themeShade="1A"/>
-          <w:sz w:val="24"/>
-          <w:szCs w:val="24"/>
-        </w:rPr>
-      </w:pPr>
-    </w:p>
-    <w:p>
-      <w:pPr>
-        <w:spacing w:after="0" w:line="240" w:lineRule="auto"/>
-        <w:ind w:left="17"/>
-        <w:jc w:val="center"/>
-        <w:rPr>
-          <w:rFonts w:ascii="Times New Roman" w:hAnsi="Times New Roman" w:cs="Times New Roman"/>
-          <w:b/>
-          <w:color w:val="1A1A1A" w:themeColor="background1" w:themeShade="1A"/>
-          <w:sz w:val="24"/>
-          <w:szCs w:val="24"/>
-        </w:rPr>
-      </w:pPr>
-    </w:p>
-    <w:p>
-      <w:pPr>
-        <w:spacing w:after="0" w:line="240" w:lineRule="auto"/>
-        <w:ind w:left="17"/>
-        <w:jc w:val="center"/>
-        <w:rPr>
-          <w:rFonts w:ascii="Times New Roman" w:hAnsi="Times New Roman" w:cs="Times New Roman"/>
-          <w:b/>
-          <w:color w:val="1A1A1A" w:themeColor="background1" w:themeShade="1A"/>
-          <w:sz w:val="24"/>
-          <w:szCs w:val="24"/>
-        </w:rPr>
-      </w:pPr>
-    </w:p>
-    <w:p>
-      <w:pPr>
-        <w:spacing w:after="0" w:line="240" w:lineRule="auto"/>
-        <w:ind w:left="17"/>
-        <w:jc w:val="center"/>
-        <w:rPr>
-          <w:rFonts w:ascii="Times New Roman" w:hAnsi="Times New Roman" w:cs="Times New Roman"/>
-          <w:b/>
-          <w:color w:val="1A1A1A" w:themeColor="background1" w:themeShade="1A"/>
-          <w:sz w:val="24"/>
-          <w:szCs w:val="24"/>
-        </w:rPr>
-      </w:pPr>
-      <w:r>
-        <w:rPr>
-          <w:rFonts w:ascii="Times New Roman" w:hAnsi="Times New Roman" w:cs="Times New Roman"/>
-          <w:b/>
-          <w:color w:val="1A1A1A" w:themeColor="background1" w:themeShade="1A"/>
-          <w:sz w:val="24"/>
-          <w:szCs w:val="24"/>
-        </w:rPr>
-        <w:t>A SEMINAR PRESENTED TO THE DEPARTMENT OF COMPUTER SCIENCE, SCHOOL OF SCIENCE AND TECHNOLOGY, FEDERAL POLYTECHNIC MUBI, ADAMAWA STATE, NIGERIA</w:t>
-      </w:r>
-    </w:p>
-    <w:p>
-      <w:pPr>
-        <w:spacing w:after="0" w:line="240" w:lineRule="auto"/>
-        <w:ind w:left="17" w:firstLineChars="200" w:firstLine="482"/>
-        <w:jc w:val="center"/>
-        <w:rPr>
-          <w:rFonts w:ascii="Times New Roman" w:hAnsi="Times New Roman" w:cs="Times New Roman"/>
-          <w:b/>
-          <w:color w:val="1A1A1A" w:themeColor="background1" w:themeShade="1A"/>
-          <w:sz w:val="24"/>
-          <w:szCs w:val="24"/>
-        </w:rPr>
-      </w:pPr>
-    </w:p>
-    <w:p>
-      <w:pPr>
-        <w:spacing w:after="0" w:line="240" w:lineRule="auto"/>
-        <w:ind w:left="17" w:firstLineChars="200" w:firstLine="482"/>
-        <w:jc w:val="center"/>
-        <w:rPr>
-          <w:rFonts w:ascii="Times New Roman" w:hAnsi="Times New Roman" w:cs="Times New Roman"/>
-          <w:b/>
-          <w:color w:val="1A1A1A" w:themeColor="background1" w:themeShade="1A"/>
-          <w:sz w:val="24"/>
-          <w:szCs w:val="24"/>
-        </w:rPr>
-      </w:pPr>
-    </w:p>
-    <w:p>
-      <w:pPr>
-        <w:spacing w:after="0" w:line="240" w:lineRule="auto"/>
-        <w:ind w:left="17" w:firstLineChars="200" w:firstLine="482"/>
-        <w:jc w:val="center"/>
-        <w:rPr>
-          <w:rFonts w:ascii="Times New Roman" w:hAnsi="Times New Roman" w:cs="Times New Roman"/>
-          <w:b/>
-          <w:color w:val="1A1A1A" w:themeColor="background1" w:themeShade="1A"/>
-          <w:sz w:val="24"/>
-          <w:szCs w:val="24"/>
-        </w:rPr>
-      </w:pPr>
-    </w:p>
-    <w:p>
-      <w:pPr>
-        <w:spacing w:after="0" w:line="240" w:lineRule="auto"/>
-        <w:ind w:left="17" w:firstLineChars="200" w:firstLine="482"/>
-        <w:jc w:val="center"/>
-        <w:rPr>
-          <w:rFonts w:ascii="Times New Roman" w:hAnsi="Times New Roman" w:cs="Times New Roman"/>
-          <w:b/>
-          <w:color w:val="1A1A1A" w:themeColor="background1" w:themeShade="1A"/>
-          <w:sz w:val="24"/>
-          <w:szCs w:val="24"/>
-        </w:rPr>
-      </w:pPr>
-    </w:p>
-    <w:p>
-      <w:pPr>
-        <w:spacing w:after="0" w:line="240" w:lineRule="auto"/>
-        <w:ind w:left="17" w:firstLineChars="200" w:firstLine="482"/>
-        <w:jc w:val="center"/>
-        <w:rPr>
-          <w:rFonts w:ascii="Times New Roman" w:hAnsi="Times New Roman" w:cs="Times New Roman"/>
-          <w:b/>
-          <w:color w:val="1A1A1A" w:themeColor="background1" w:themeShade="1A"/>
-          <w:sz w:val="24"/>
-          <w:szCs w:val="24"/>
-        </w:rPr>
-      </w:pPr>
-    </w:p>
-    <w:p>
-      <w:pPr>
-        <w:spacing w:after="0" w:line="240" w:lineRule="auto"/>
-        <w:ind w:left="17"/>
-        <w:jc w:val="center"/>
-        <w:rPr>
-          <w:rFonts w:ascii="Times New Roman" w:hAnsi="Times New Roman" w:cs="Times New Roman"/>
-          <w:b/>
-          <w:color w:val="1A1A1A" w:themeColor="background1" w:themeShade="1A"/>
-          <w:sz w:val="24"/>
-          <w:szCs w:val="24"/>
-        </w:rPr>
-      </w:pPr>
-      <w:r>
-        <w:rPr>
-          <w:rFonts w:ascii="Times New Roman" w:hAnsi="Times New Roman" w:cs="Times New Roman"/>
-          <w:b/>
-          <w:color w:val="1A1A1A" w:themeColor="background1" w:themeShade="1A"/>
-          <w:sz w:val="24"/>
-          <w:szCs w:val="24"/>
-        </w:rPr>
-        <w:t>IN PARTIAL FULFILLMENT OF THE REQUIREMENTS FOR THE AWARD OF NATIONAL DIPLOMA (ND) IN COMPUTER SCIENCE</w:t>
-      </w:r>
-    </w:p>
-    <w:p>
-      <w:pPr>
-        <w:spacing w:before="240" w:after="0"/>
-        <w:ind w:left="17"/>
-        <w:rPr>
-          <w:rFonts w:ascii="Times New Roman" w:hAnsi="Times New Roman" w:cs="Times New Roman"/>
-          <w:b/>
-          <w:color w:val="1A1A1A" w:themeColor="background1" w:themeShade="1A"/>
-          <w:sz w:val="24"/>
-          <w:szCs w:val="24"/>
-        </w:rPr>
-      </w:pPr>
-    </w:p>
-    <w:p>
-      <w:pPr>
-        <w:spacing w:before="240"/>
-        <w:ind w:left="17"/>
-        <w:jc w:val="right"/>
-        <w:rPr>
-          <w:rFonts w:ascii="Times New Roman" w:hAnsi="Times New Roman" w:cs="Times New Roman"/>
-          <w:b/>
-          <w:color w:val="1A1A1A" w:themeColor="background1" w:themeShade="1A"/>
-          <w:sz w:val="24"/>
-          <w:szCs w:val="24"/>
-        </w:rPr>
-      </w:pPr>
-      <w:r>
-        <w:rPr>
-          <w:rFonts w:ascii="Times New Roman" w:hAnsi="Times New Roman" w:cs="Times New Roman"/>
-          <w:b/>
-          <w:caps/>
-          <w:color w:val="1A1A1A" w:themeColor="background1" w:themeShade="1A"/>
-          <w:sz w:val="24"/>
-          <w:szCs w:val="24"/>
-        </w:rPr>
-        <w:t>AUGUST</w:t>
-      </w:r>
-      <w:r>
-        <w:rPr>
-          <w:rFonts w:ascii="Times New Roman" w:hAnsi="Times New Roman" w:cs="Times New Roman"/>
-          <w:b/>
-          <w:color w:val="1A1A1A" w:themeColor="background1" w:themeShade="1A"/>
-          <w:sz w:val="24"/>
-          <w:szCs w:val="24"/>
-        </w:rPr>
-        <w:t>, 2023</w:t>
-      </w:r>
-    </w:p>
-    <w:p>
-      <w:pPr>
-        <w:spacing w:after="0" w:line="240" w:lineRule="auto"/>
-        <w:jc w:val="center"/>
-        <w:rPr>
-          <w:rFonts w:ascii="Times New Roman" w:hAnsi="Times New Roman" w:cs="Times New Roman"/>
-          <w:b/>
-          <w:caps/>
-          <w:sz w:val="24"/>
-          <w:szCs w:val="24"/>
-        </w:rPr>
-      </w:pPr>
-    </w:p>
-    <w:p>
-      <w:pPr>
-        <w:rPr>
-          <w:rFonts w:ascii="Times New Roman" w:eastAsiaTheme="majorEastAsia" w:hAnsi="Times New Roman" w:cs="Times New Roman"/>
-          <w:b/>
-          <w:sz w:val="24"/>
-          <w:szCs w:val="24"/>
-        </w:rPr>
-      </w:pPr>
-      <w:r>
-        <w:rPr>
-          <w:rFonts w:ascii="Times New Roman" w:hAnsi="Times New Roman" w:cs="Times New Roman"/>
-          <w:sz w:val="24"/>
-          <w:szCs w:val="24"/>
-        </w:rPr>
-        <w:br w:type="page"/>
-      </w:r>
-    </w:p>
-    <w:p>
-      <w:pPr>
-        <w:pStyle w:val="Heading1"/>
-        <w:spacing w:line="360" w:lineRule="auto"/>
-        <w:ind w:left="-5"/>
-        <w:jc w:val="both"/>
-        <w:rPr>
-          <w:rFonts w:ascii="Times New Roman" w:hAnsi="Times New Roman" w:cs="Times New Roman"/>
-          <w:b/>
-          <w:caps/>
-          <w:color w:val="auto"/>
           <w:sz w:val="24"/>
           <w:szCs w:val="24"/>
         </w:rPr>
@@ -1363,6 +701,750 @@
     </w:p>
     <w:p>
       <w:pPr>
+        <w:spacing w:after="0" w:line="240" w:lineRule="auto"/>
+        <w:jc w:val="center"/>
+        <w:rPr>
+          <w:rFonts w:ascii="Times New Roman" w:hAnsi="Times New Roman" w:cs="Times New Roman"/>
+          <w:b/>
+          <w:caps/>
+          <w:sz w:val="24"/>
+          <w:szCs w:val="24"/>
+        </w:rPr>
+      </w:pPr>
+      <w:r>
+        <w:rPr>
+          <w:rFonts w:ascii="Times New Roman" w:hAnsi="Times New Roman" w:cs="Times New Roman"/>
+          <w:b/>
+          <w:caps/>
+          <w:sz w:val="24"/>
+          <w:szCs w:val="24"/>
+        </w:rPr>
+        <w:lastRenderedPageBreak/>
+        <w:t>BUBBLE POWER TECHNOLOGY</w:t>
+      </w:r>
+    </w:p>
+    <w:p>
+      <w:pPr>
+        <w:spacing w:after="0" w:line="240" w:lineRule="auto"/>
+        <w:jc w:val="center"/>
+        <w:rPr>
+          <w:rFonts w:ascii="Times New Roman" w:hAnsi="Times New Roman" w:cs="Times New Roman"/>
+          <w:b/>
+          <w:caps/>
+          <w:sz w:val="24"/>
+          <w:szCs w:val="24"/>
+        </w:rPr>
+      </w:pPr>
+    </w:p>
+    <w:p>
+      <w:pPr>
+        <w:spacing w:after="0" w:line="240" w:lineRule="auto"/>
+        <w:jc w:val="center"/>
+        <w:rPr>
+          <w:rFonts w:ascii="Times New Roman" w:hAnsi="Times New Roman" w:cs="Times New Roman"/>
+          <w:b/>
+          <w:caps/>
+          <w:sz w:val="24"/>
+          <w:szCs w:val="24"/>
+        </w:rPr>
+      </w:pPr>
+    </w:p>
+    <w:p>
+      <w:pPr>
+        <w:spacing w:after="0" w:line="240" w:lineRule="auto"/>
+        <w:jc w:val="center"/>
+        <w:rPr>
+          <w:rFonts w:ascii="Times New Roman" w:hAnsi="Times New Roman" w:cs="Times New Roman"/>
+          <w:b/>
+          <w:caps/>
+          <w:sz w:val="24"/>
+          <w:szCs w:val="24"/>
+        </w:rPr>
+      </w:pPr>
+    </w:p>
+    <w:p>
+      <w:pPr>
+        <w:spacing w:after="0" w:line="240" w:lineRule="auto"/>
+        <w:jc w:val="center"/>
+        <w:rPr>
+          <w:rFonts w:ascii="Times New Roman" w:hAnsi="Times New Roman" w:cs="Times New Roman"/>
+          <w:b/>
+          <w:caps/>
+          <w:sz w:val="24"/>
+          <w:szCs w:val="24"/>
+        </w:rPr>
+      </w:pPr>
+    </w:p>
+    <w:p>
+      <w:pPr>
+        <w:spacing w:after="0" w:line="240" w:lineRule="auto"/>
+        <w:jc w:val="center"/>
+        <w:rPr>
+          <w:rFonts w:ascii="Times New Roman" w:hAnsi="Times New Roman" w:cs="Times New Roman"/>
+          <w:b/>
+          <w:caps/>
+          <w:sz w:val="24"/>
+          <w:szCs w:val="24"/>
+        </w:rPr>
+      </w:pPr>
+    </w:p>
+    <w:p>
+      <w:pPr>
+        <w:spacing w:after="0" w:line="240" w:lineRule="auto"/>
+        <w:jc w:val="center"/>
+        <w:rPr>
+          <w:rFonts w:ascii="Times New Roman" w:hAnsi="Times New Roman" w:cs="Times New Roman"/>
+          <w:b/>
+          <w:caps/>
+          <w:sz w:val="24"/>
+          <w:szCs w:val="24"/>
+        </w:rPr>
+      </w:pPr>
+    </w:p>
+    <w:p>
+      <w:pPr>
+        <w:spacing w:after="0" w:line="240" w:lineRule="auto"/>
+        <w:jc w:val="center"/>
+        <w:rPr>
+          <w:rFonts w:ascii="Times New Roman" w:hAnsi="Times New Roman" w:cs="Times New Roman"/>
+          <w:b/>
+          <w:caps/>
+          <w:sz w:val="24"/>
+          <w:szCs w:val="24"/>
+        </w:rPr>
+      </w:pPr>
+    </w:p>
+    <w:p>
+      <w:pPr>
+        <w:spacing w:after="0" w:line="240" w:lineRule="auto"/>
+        <w:jc w:val="center"/>
+        <w:rPr>
+          <w:rFonts w:ascii="Times New Roman" w:hAnsi="Times New Roman" w:cs="Times New Roman"/>
+          <w:b/>
+          <w:caps/>
+          <w:sz w:val="24"/>
+          <w:szCs w:val="24"/>
+        </w:rPr>
+      </w:pPr>
+    </w:p>
+    <w:p>
+      <w:pPr>
+        <w:spacing w:after="0" w:line="240" w:lineRule="auto"/>
+        <w:jc w:val="center"/>
+        <w:rPr>
+          <w:rFonts w:ascii="Times New Roman" w:hAnsi="Times New Roman" w:cs="Times New Roman"/>
+          <w:b/>
+          <w:caps/>
+          <w:sz w:val="24"/>
+          <w:szCs w:val="24"/>
+        </w:rPr>
+      </w:pPr>
+    </w:p>
+    <w:p>
+      <w:pPr>
+        <w:spacing w:after="0" w:line="240" w:lineRule="auto"/>
+        <w:jc w:val="center"/>
+        <w:rPr>
+          <w:rFonts w:ascii="Times New Roman" w:hAnsi="Times New Roman" w:cs="Times New Roman"/>
+          <w:b/>
+          <w:caps/>
+          <w:sz w:val="24"/>
+          <w:szCs w:val="24"/>
+        </w:rPr>
+      </w:pPr>
+    </w:p>
+    <w:p>
+      <w:pPr>
+        <w:spacing w:after="0" w:line="240" w:lineRule="auto"/>
+        <w:jc w:val="center"/>
+        <w:rPr>
+          <w:rFonts w:ascii="Times New Roman" w:hAnsi="Times New Roman" w:cs="Times New Roman"/>
+          <w:b/>
+          <w:caps/>
+          <w:sz w:val="24"/>
+          <w:szCs w:val="24"/>
+        </w:rPr>
+      </w:pPr>
+    </w:p>
+    <w:p>
+      <w:pPr>
+        <w:spacing w:after="0" w:line="240" w:lineRule="auto"/>
+        <w:jc w:val="center"/>
+        <w:rPr>
+          <w:rFonts w:ascii="Times New Roman" w:hAnsi="Times New Roman" w:cs="Times New Roman"/>
+          <w:b/>
+          <w:caps/>
+          <w:sz w:val="24"/>
+          <w:szCs w:val="24"/>
+        </w:rPr>
+      </w:pPr>
+    </w:p>
+    <w:p>
+      <w:pPr>
+        <w:spacing w:after="0" w:line="240" w:lineRule="auto"/>
+        <w:jc w:val="center"/>
+        <w:rPr>
+          <w:rFonts w:ascii="Times New Roman" w:hAnsi="Times New Roman" w:cs="Times New Roman"/>
+          <w:b/>
+          <w:caps/>
+          <w:sz w:val="24"/>
+          <w:szCs w:val="24"/>
+        </w:rPr>
+      </w:pPr>
+    </w:p>
+    <w:p>
+      <w:pPr>
+        <w:spacing w:after="0" w:line="240" w:lineRule="auto"/>
+        <w:jc w:val="center"/>
+        <w:rPr>
+          <w:rFonts w:ascii="Times New Roman" w:hAnsi="Times New Roman" w:cs="Times New Roman"/>
+          <w:b/>
+          <w:caps/>
+          <w:sz w:val="24"/>
+          <w:szCs w:val="24"/>
+        </w:rPr>
+      </w:pPr>
+    </w:p>
+    <w:p>
+      <w:pPr>
+        <w:spacing w:after="0" w:line="240" w:lineRule="auto"/>
+        <w:jc w:val="center"/>
+        <w:rPr>
+          <w:rFonts w:ascii="Times New Roman" w:hAnsi="Times New Roman" w:cs="Times New Roman"/>
+          <w:b/>
+          <w:caps/>
+          <w:sz w:val="24"/>
+          <w:szCs w:val="24"/>
+        </w:rPr>
+      </w:pPr>
+    </w:p>
+    <w:p>
+      <w:pPr>
+        <w:spacing w:after="0" w:line="240" w:lineRule="auto"/>
+        <w:jc w:val="center"/>
+        <w:rPr>
+          <w:rFonts w:ascii="Times New Roman" w:hAnsi="Times New Roman" w:cs="Times New Roman"/>
+          <w:b/>
+          <w:caps/>
+          <w:sz w:val="24"/>
+          <w:szCs w:val="24"/>
+        </w:rPr>
+      </w:pPr>
+    </w:p>
+    <w:p>
+      <w:pPr>
+        <w:spacing w:after="0" w:line="240" w:lineRule="auto"/>
+        <w:jc w:val="center"/>
+        <w:rPr>
+          <w:rFonts w:ascii="Times New Roman" w:hAnsi="Times New Roman" w:cs="Times New Roman"/>
+          <w:b/>
+          <w:caps/>
+          <w:sz w:val="24"/>
+          <w:szCs w:val="24"/>
+        </w:rPr>
+      </w:pPr>
+    </w:p>
+    <w:p>
+      <w:pPr>
+        <w:spacing w:after="0" w:line="240" w:lineRule="auto"/>
+        <w:jc w:val="center"/>
+        <w:rPr>
+          <w:rFonts w:ascii="Times New Roman" w:hAnsi="Times New Roman" w:cs="Times New Roman"/>
+          <w:b/>
+          <w:caps/>
+          <w:sz w:val="24"/>
+          <w:szCs w:val="24"/>
+        </w:rPr>
+      </w:pPr>
+      <w:r>
+        <w:rPr>
+          <w:rFonts w:ascii="Times New Roman" w:hAnsi="Times New Roman" w:cs="Times New Roman"/>
+          <w:b/>
+          <w:color w:val="000000"/>
+          <w:sz w:val="24"/>
+          <w:szCs w:val="24"/>
+          <w:shd w:val="clear" w:color="auto" w:fill="FFFFFF"/>
+        </w:rPr>
+        <w:t>ANIYA DOLIURAN NESTHER</w:t>
+      </w:r>
+      <w:r>
+        <w:rPr>
+          <w:rFonts w:ascii="Times New Roman" w:hAnsi="Times New Roman" w:cs="Times New Roman"/>
+          <w:b/>
+          <w:caps/>
+          <w:sz w:val="24"/>
+          <w:szCs w:val="24"/>
+        </w:rPr>
+        <w:t xml:space="preserve"> </w:t>
+      </w:r>
+    </w:p>
+    <w:p>
+      <w:pPr>
+        <w:spacing w:after="0" w:line="240" w:lineRule="auto"/>
+        <w:jc w:val="center"/>
+        <w:rPr>
+          <w:rFonts w:ascii="Times New Roman" w:hAnsi="Times New Roman" w:cs="Times New Roman"/>
+          <w:b/>
+          <w:caps/>
+          <w:sz w:val="24"/>
+          <w:szCs w:val="24"/>
+        </w:rPr>
+      </w:pPr>
+      <w:r>
+        <w:rPr>
+          <w:rFonts w:ascii="Times New Roman" w:hAnsi="Times New Roman" w:cs="Times New Roman"/>
+          <w:b/>
+          <w:caps/>
+          <w:sz w:val="24"/>
+          <w:szCs w:val="24"/>
+        </w:rPr>
+        <w:t>(st/cs/nd/21/0</w:t>
+      </w:r>
+      <w:r>
+        <w:rPr>
+          <w:rFonts w:ascii="Times New Roman" w:hAnsi="Times New Roman" w:cs="Times New Roman"/>
+          <w:b/>
+          <w:caps/>
+          <w:sz w:val="24"/>
+          <w:szCs w:val="24"/>
+        </w:rPr>
+        <w:t>5</w:t>
+      </w:r>
+      <w:r>
+        <w:rPr>
+          <w:rFonts w:ascii="Times New Roman" w:hAnsi="Times New Roman" w:cs="Times New Roman"/>
+          <w:b/>
+          <w:caps/>
+          <w:sz w:val="24"/>
+          <w:szCs w:val="24"/>
+        </w:rPr>
+        <w:t>3)</w:t>
+      </w:r>
+    </w:p>
+    <w:p>
+      <w:pPr>
+        <w:spacing w:after="0" w:line="240" w:lineRule="auto"/>
+        <w:jc w:val="center"/>
+        <w:rPr>
+          <w:rFonts w:ascii="Times New Roman" w:hAnsi="Times New Roman" w:cs="Times New Roman"/>
+          <w:b/>
+          <w:caps/>
+          <w:sz w:val="24"/>
+          <w:szCs w:val="24"/>
+        </w:rPr>
+      </w:pPr>
+    </w:p>
+    <w:p>
+      <w:pPr>
+        <w:spacing w:after="0" w:line="240" w:lineRule="auto"/>
+        <w:ind w:left="17"/>
+        <w:jc w:val="center"/>
+        <w:rPr>
+          <w:rFonts w:ascii="Times New Roman" w:hAnsi="Times New Roman" w:cs="Times New Roman"/>
+          <w:b/>
+          <w:color w:val="1A1A1A" w:themeColor="background1" w:themeShade="1A"/>
+          <w:sz w:val="24"/>
+          <w:szCs w:val="24"/>
+        </w:rPr>
+      </w:pPr>
+    </w:p>
+    <w:p>
+      <w:pPr>
+        <w:spacing w:after="0" w:line="240" w:lineRule="auto"/>
+        <w:ind w:left="17"/>
+        <w:jc w:val="center"/>
+        <w:rPr>
+          <w:rFonts w:ascii="Times New Roman" w:hAnsi="Times New Roman" w:cs="Times New Roman"/>
+          <w:b/>
+          <w:color w:val="1A1A1A" w:themeColor="background1" w:themeShade="1A"/>
+          <w:sz w:val="24"/>
+          <w:szCs w:val="24"/>
+        </w:rPr>
+      </w:pPr>
+    </w:p>
+    <w:p>
+      <w:pPr>
+        <w:spacing w:after="0" w:line="240" w:lineRule="auto"/>
+        <w:ind w:left="17"/>
+        <w:jc w:val="center"/>
+        <w:rPr>
+          <w:rFonts w:ascii="Times New Roman" w:hAnsi="Times New Roman" w:cs="Times New Roman"/>
+          <w:b/>
+          <w:color w:val="1A1A1A" w:themeColor="background1" w:themeShade="1A"/>
+          <w:sz w:val="24"/>
+          <w:szCs w:val="24"/>
+        </w:rPr>
+      </w:pPr>
+    </w:p>
+    <w:p>
+      <w:pPr>
+        <w:spacing w:after="0" w:line="240" w:lineRule="auto"/>
+        <w:ind w:left="17"/>
+        <w:jc w:val="center"/>
+        <w:rPr>
+          <w:rFonts w:ascii="Times New Roman" w:hAnsi="Times New Roman" w:cs="Times New Roman"/>
+          <w:b/>
+          <w:color w:val="1A1A1A" w:themeColor="background1" w:themeShade="1A"/>
+          <w:sz w:val="24"/>
+          <w:szCs w:val="24"/>
+        </w:rPr>
+      </w:pPr>
+    </w:p>
+    <w:p>
+      <w:pPr>
+        <w:spacing w:after="0" w:line="240" w:lineRule="auto"/>
+        <w:ind w:left="17"/>
+        <w:jc w:val="center"/>
+        <w:rPr>
+          <w:rFonts w:ascii="Times New Roman" w:hAnsi="Times New Roman" w:cs="Times New Roman"/>
+          <w:b/>
+          <w:color w:val="1A1A1A" w:themeColor="background1" w:themeShade="1A"/>
+          <w:sz w:val="24"/>
+          <w:szCs w:val="24"/>
+        </w:rPr>
+      </w:pPr>
+    </w:p>
+    <w:p>
+      <w:pPr>
+        <w:spacing w:after="0" w:line="240" w:lineRule="auto"/>
+        <w:ind w:left="17"/>
+        <w:jc w:val="center"/>
+        <w:rPr>
+          <w:rFonts w:ascii="Times New Roman" w:hAnsi="Times New Roman" w:cs="Times New Roman"/>
+          <w:color w:val="1A1A1A" w:themeColor="background1" w:themeShade="1A"/>
+          <w:sz w:val="24"/>
+          <w:szCs w:val="24"/>
+        </w:rPr>
+      </w:pPr>
+    </w:p>
+    <w:p>
+      <w:pPr>
+        <w:spacing w:after="0" w:line="240" w:lineRule="auto"/>
+        <w:ind w:left="17"/>
+        <w:jc w:val="center"/>
+        <w:rPr>
+          <w:rFonts w:ascii="Times New Roman" w:hAnsi="Times New Roman" w:cs="Times New Roman"/>
+          <w:b/>
+          <w:color w:val="1A1A1A" w:themeColor="background1" w:themeShade="1A"/>
+          <w:sz w:val="24"/>
+          <w:szCs w:val="24"/>
+        </w:rPr>
+      </w:pPr>
+    </w:p>
+    <w:p>
+      <w:pPr>
+        <w:spacing w:after="0" w:line="240" w:lineRule="auto"/>
+        <w:ind w:left="17"/>
+        <w:jc w:val="center"/>
+        <w:rPr>
+          <w:rFonts w:ascii="Times New Roman" w:hAnsi="Times New Roman" w:cs="Times New Roman"/>
+          <w:b/>
+          <w:color w:val="1A1A1A" w:themeColor="background1" w:themeShade="1A"/>
+          <w:sz w:val="24"/>
+          <w:szCs w:val="24"/>
+        </w:rPr>
+      </w:pPr>
+    </w:p>
+    <w:p>
+      <w:pPr>
+        <w:spacing w:after="0" w:line="240" w:lineRule="auto"/>
+        <w:ind w:left="17"/>
+        <w:jc w:val="center"/>
+        <w:rPr>
+          <w:rFonts w:ascii="Times New Roman" w:hAnsi="Times New Roman" w:cs="Times New Roman"/>
+          <w:b/>
+          <w:color w:val="1A1A1A" w:themeColor="background1" w:themeShade="1A"/>
+          <w:sz w:val="24"/>
+          <w:szCs w:val="24"/>
+        </w:rPr>
+      </w:pPr>
+    </w:p>
+    <w:p>
+      <w:pPr>
+        <w:spacing w:after="0" w:line="240" w:lineRule="auto"/>
+        <w:ind w:left="17"/>
+        <w:jc w:val="center"/>
+        <w:rPr>
+          <w:rFonts w:ascii="Times New Roman" w:hAnsi="Times New Roman" w:cs="Times New Roman"/>
+          <w:b/>
+          <w:color w:val="1A1A1A" w:themeColor="background1" w:themeShade="1A"/>
+          <w:sz w:val="24"/>
+          <w:szCs w:val="24"/>
+        </w:rPr>
+      </w:pPr>
+      <w:r>
+        <w:rPr>
+          <w:rFonts w:ascii="Times New Roman" w:hAnsi="Times New Roman" w:cs="Times New Roman"/>
+          <w:b/>
+          <w:color w:val="1A1A1A" w:themeColor="background1" w:themeShade="1A"/>
+          <w:sz w:val="24"/>
+          <w:szCs w:val="24"/>
+        </w:rPr>
+        <w:t>A SEMINAR PRESENTED TO THE DEPARTMENT OF COMPUTER SCIENCE, SCHOOL OF SCIENCE AND TECHNOLOGY, FEDERAL POLYTECHNIC MUBI, ADAMAWA STATE, NIGERIA</w:t>
+      </w:r>
+    </w:p>
+    <w:p>
+      <w:pPr>
+        <w:spacing w:after="0" w:line="240" w:lineRule="auto"/>
+        <w:ind w:left="17" w:firstLineChars="200" w:firstLine="482"/>
+        <w:jc w:val="center"/>
+        <w:rPr>
+          <w:rFonts w:ascii="Times New Roman" w:hAnsi="Times New Roman" w:cs="Times New Roman"/>
+          <w:b/>
+          <w:color w:val="1A1A1A" w:themeColor="background1" w:themeShade="1A"/>
+          <w:sz w:val="24"/>
+          <w:szCs w:val="24"/>
+        </w:rPr>
+      </w:pPr>
+    </w:p>
+    <w:p>
+      <w:pPr>
+        <w:spacing w:after="0" w:line="240" w:lineRule="auto"/>
+        <w:ind w:left="17" w:firstLineChars="200" w:firstLine="482"/>
+        <w:jc w:val="center"/>
+        <w:rPr>
+          <w:rFonts w:ascii="Times New Roman" w:hAnsi="Times New Roman" w:cs="Times New Roman"/>
+          <w:b/>
+          <w:color w:val="1A1A1A" w:themeColor="background1" w:themeShade="1A"/>
+          <w:sz w:val="24"/>
+          <w:szCs w:val="24"/>
+        </w:rPr>
+      </w:pPr>
+    </w:p>
+    <w:p>
+      <w:pPr>
+        <w:spacing w:after="0" w:line="240" w:lineRule="auto"/>
+        <w:ind w:left="17" w:firstLineChars="200" w:firstLine="482"/>
+        <w:jc w:val="center"/>
+        <w:rPr>
+          <w:rFonts w:ascii="Times New Roman" w:hAnsi="Times New Roman" w:cs="Times New Roman"/>
+          <w:b/>
+          <w:color w:val="1A1A1A" w:themeColor="background1" w:themeShade="1A"/>
+          <w:sz w:val="24"/>
+          <w:szCs w:val="24"/>
+        </w:rPr>
+      </w:pPr>
+    </w:p>
+    <w:p>
+      <w:pPr>
+        <w:spacing w:after="0" w:line="240" w:lineRule="auto"/>
+        <w:ind w:left="17" w:firstLineChars="200" w:firstLine="482"/>
+        <w:jc w:val="center"/>
+        <w:rPr>
+          <w:rFonts w:ascii="Times New Roman" w:hAnsi="Times New Roman" w:cs="Times New Roman"/>
+          <w:b/>
+          <w:color w:val="1A1A1A" w:themeColor="background1" w:themeShade="1A"/>
+          <w:sz w:val="24"/>
+          <w:szCs w:val="24"/>
+        </w:rPr>
+      </w:pPr>
+    </w:p>
+    <w:p>
+      <w:pPr>
+        <w:spacing w:after="0" w:line="240" w:lineRule="auto"/>
+        <w:ind w:left="17" w:firstLineChars="200" w:firstLine="482"/>
+        <w:jc w:val="center"/>
+        <w:rPr>
+          <w:rFonts w:ascii="Times New Roman" w:hAnsi="Times New Roman" w:cs="Times New Roman"/>
+          <w:b/>
+          <w:color w:val="1A1A1A" w:themeColor="background1" w:themeShade="1A"/>
+          <w:sz w:val="24"/>
+          <w:szCs w:val="24"/>
+        </w:rPr>
+      </w:pPr>
+    </w:p>
+    <w:p>
+      <w:pPr>
+        <w:spacing w:after="0" w:line="240" w:lineRule="auto"/>
+        <w:ind w:left="17"/>
+        <w:jc w:val="center"/>
+        <w:rPr>
+          <w:rFonts w:ascii="Times New Roman" w:hAnsi="Times New Roman" w:cs="Times New Roman"/>
+          <w:b/>
+          <w:color w:val="1A1A1A" w:themeColor="background1" w:themeShade="1A"/>
+          <w:sz w:val="24"/>
+          <w:szCs w:val="24"/>
+        </w:rPr>
+      </w:pPr>
+      <w:r>
+        <w:rPr>
+          <w:rFonts w:ascii="Times New Roman" w:hAnsi="Times New Roman" w:cs="Times New Roman"/>
+          <w:b/>
+          <w:color w:val="1A1A1A" w:themeColor="background1" w:themeShade="1A"/>
+          <w:sz w:val="24"/>
+          <w:szCs w:val="24"/>
+        </w:rPr>
+        <w:t>IN PARTIAL FULFILLMENT OF THE REQUIREMENTS FOR THE AWARD OF NATIONAL DIPLOMA (ND) IN COMPUTER SCIENCE</w:t>
+      </w:r>
+    </w:p>
+    <w:p>
+      <w:pPr>
+        <w:spacing w:before="240" w:after="0"/>
+        <w:ind w:left="17"/>
+        <w:rPr>
+          <w:rFonts w:ascii="Times New Roman" w:hAnsi="Times New Roman" w:cs="Times New Roman"/>
+          <w:b/>
+          <w:color w:val="1A1A1A" w:themeColor="background1" w:themeShade="1A"/>
+          <w:sz w:val="24"/>
+          <w:szCs w:val="24"/>
+        </w:rPr>
+      </w:pPr>
+    </w:p>
+    <w:p>
+      <w:pPr>
+        <w:spacing w:before="240"/>
+        <w:ind w:left="17"/>
+        <w:jc w:val="right"/>
+        <w:rPr>
+          <w:rFonts w:ascii="Times New Roman" w:hAnsi="Times New Roman" w:cs="Times New Roman"/>
+          <w:b/>
+          <w:color w:val="1A1A1A" w:themeColor="background1" w:themeShade="1A"/>
+          <w:sz w:val="24"/>
+          <w:szCs w:val="24"/>
+        </w:rPr>
+      </w:pPr>
+      <w:r>
+        <w:rPr>
+          <w:rFonts w:ascii="Times New Roman" w:hAnsi="Times New Roman" w:cs="Times New Roman"/>
+          <w:b/>
+          <w:caps/>
+          <w:color w:val="1A1A1A" w:themeColor="background1" w:themeShade="1A"/>
+          <w:sz w:val="24"/>
+          <w:szCs w:val="24"/>
+        </w:rPr>
+        <w:t>AUGUST</w:t>
+      </w:r>
+      <w:r>
+        <w:rPr>
+          <w:rFonts w:ascii="Times New Roman" w:hAnsi="Times New Roman" w:cs="Times New Roman"/>
+          <w:b/>
+          <w:color w:val="1A1A1A" w:themeColor="background1" w:themeShade="1A"/>
+          <w:sz w:val="24"/>
+          <w:szCs w:val="24"/>
+        </w:rPr>
+        <w:t>, 2023</w:t>
+      </w:r>
+    </w:p>
+    <w:p>
+      <w:pPr>
+        <w:spacing w:after="0" w:line="240" w:lineRule="auto"/>
+        <w:jc w:val="center"/>
+        <w:rPr>
+          <w:rFonts w:ascii="Times New Roman" w:hAnsi="Times New Roman" w:cs="Times New Roman"/>
+          <w:b/>
+          <w:caps/>
+          <w:sz w:val="24"/>
+          <w:szCs w:val="24"/>
+        </w:rPr>
+      </w:pPr>
+    </w:p>
+    <w:p>
+      <w:pPr>
+        <w:rPr>
+          <w:rFonts w:ascii="Times New Roman" w:hAnsi="Times New Roman" w:cs="Times New Roman"/>
+          <w:sz w:val="24"/>
+          <w:szCs w:val="24"/>
+        </w:rPr>
+      </w:pPr>
+      <w:r>
+        <w:rPr>
+          <w:rFonts w:ascii="Times New Roman" w:hAnsi="Times New Roman" w:cs="Times New Roman"/>
+          <w:sz w:val="24"/>
+          <w:szCs w:val="24"/>
+        </w:rPr>
+        <w:br w:type="page"/>
+      </w:r>
+    </w:p>
+    <w:p>
+      <w:pPr>
+        <w:rPr>
+          <w:rFonts w:ascii="Times New Roman" w:hAnsi="Times New Roman" w:cs="Times New Roman"/>
+          <w:b/>
+          <w:caps/>
+          <w:sz w:val="24"/>
+          <w:szCs w:val="24"/>
+        </w:rPr>
+      </w:pPr>
+      <w:r>
+        <w:rPr>
+          <w:rFonts w:ascii="Times New Roman" w:hAnsi="Times New Roman" w:cs="Times New Roman"/>
+          <w:b/>
+          <w:sz w:val="24"/>
+          <w:szCs w:val="24"/>
+        </w:rPr>
+        <w:lastRenderedPageBreak/>
+        <w:t>Abstract</w:t>
+      </w:r>
+    </w:p>
+    <w:p>
+      <w:pPr>
+        <w:jc w:val="both"/>
+        <w:rPr>
+          <w:rFonts w:ascii="Times New Roman" w:hAnsi="Times New Roman" w:cs="Times New Roman"/>
+          <w:i/>
+          <w:sz w:val="24"/>
+        </w:rPr>
+      </w:pPr>
+      <w:r>
+        <w:rPr>
+          <w:rFonts w:ascii="Times New Roman" w:hAnsi="Times New Roman" w:cs="Times New Roman"/>
+          <w:i/>
+          <w:sz w:val="24"/>
+        </w:rPr>
+        <w:t>Bubble Power technology has emerged as a novel and promising approach in various industries, offering efficient solutions for diverse applications. This article presents a comprehensive overview of the Bubble Power technology, highlighting its principles, mechanisms, and wide-ranging applications. By utilizing the power of microbubbles, this technology enables enhanced mixing, mass transfer, and cleaning processes across different domains. Through recent research and case studies, the article delves into the unique advantages and challenges associated with Bubble Power technology. Furthermore, the potential environmental and economic benefits of its adoption are discussed, underscoring its contribution to sustainability. The synthesis of current knowledge aims to provide a foundation for further research and innovation in harnessing the potential of Bubble Power technology across industries.</w:t>
+      </w:r>
+    </w:p>
+    <w:p>
+      <w:pPr>
+        <w:jc w:val="both"/>
+        <w:rPr>
+          <w:rFonts w:ascii="Times New Roman" w:hAnsi="Times New Roman" w:cs="Times New Roman"/>
+          <w:sz w:val="24"/>
+        </w:rPr>
+      </w:pPr>
+      <w:r>
+        <w:rPr>
+          <w:rFonts w:ascii="Times New Roman" w:hAnsi="Times New Roman" w:cs="Times New Roman"/>
+          <w:b/>
+          <w:sz w:val="24"/>
+        </w:rPr>
+        <w:t>Keywords</w:t>
+      </w:r>
+      <w:r>
+        <w:rPr>
+          <w:rFonts w:ascii="Times New Roman" w:hAnsi="Times New Roman" w:cs="Times New Roman"/>
+          <w:sz w:val="24"/>
+        </w:rPr>
+        <w:t>: Bubble Power technology, microbubbles, mixing, mass transfer, cleaning, sustainability</w:t>
+      </w:r>
+      <w:r>
+        <w:rPr>
+          <w:rFonts w:ascii="Times New Roman" w:hAnsi="Times New Roman" w:cs="Times New Roman"/>
+          <w:sz w:val="24"/>
+        </w:rPr>
+        <w:t>.</w:t>
+      </w:r>
+    </w:p>
+    <w:p>
+      <w:pPr>
+        <w:jc w:val="both"/>
+        <w:rPr>
+          <w:rFonts w:ascii="Times New Roman" w:hAnsi="Times New Roman" w:cs="Times New Roman"/>
+          <w:i/>
+          <w:sz w:val="24"/>
+        </w:rPr>
+      </w:pPr>
+      <w:r>
+        <w:rPr>
+          <w:rFonts w:ascii="Times New Roman" w:hAnsi="Times New Roman" w:cs="Times New Roman"/>
+          <w:i/>
+          <w:sz w:val="24"/>
+        </w:rPr>
+        <w:br w:type="page"/>
+      </w:r>
+    </w:p>
+    <w:p>
+      <w:pPr>
         <w:pStyle w:val="Heading1"/>
         <w:spacing w:line="360" w:lineRule="auto"/>
         <w:ind w:left="-5"/>
@@ -1375,45 +1457,14 @@
           <w:sz w:val="24"/>
           <w:szCs w:val="24"/>
         </w:rPr>
-      </w:pPr>
-      <w:r>
-        <w:rPr>
-          <w:rFonts w:ascii="Times New Roman" w:hAnsi="Times New Roman" w:cs="Times New Roman"/>
-          <w:b/>
-          <w:caps/>
-          <w:color w:val="auto"/>
-          <w:sz w:val="24"/>
-          <w:szCs w:val="24"/>
-        </w:rPr>
-        <w:lastRenderedPageBreak/>
-        <w:t>ABSTRACT</w:t>
-      </w:r>
-    </w:p>
-    <w:p>
-      <w:pPr>
-        <w:jc w:val="both"/>
-        <w:rPr>
-          <w:rFonts w:ascii="Times New Roman" w:hAnsi="Times New Roman" w:cs="Times New Roman"/>
-          <w:i/>
-          <w:sz w:val="24"/>
-        </w:rPr>
-      </w:pPr>
-      <w:r>
-        <w:rPr>
-          <w:rFonts w:ascii="Times New Roman" w:hAnsi="Times New Roman" w:cs="Times New Roman"/>
-          <w:i/>
-          <w:sz w:val="24"/>
-        </w:rPr>
-        <w:t xml:space="preserve">Bubble Power Technology (BPT) has emerged as a promising and innovative approach to harness the power of bubbles for various industrial and environmental applications. This comprehensive review explores recent advancements in BPT, focusing on the underlying principles, current research trends, and potential applications. The review synthesizes relevant literature and provides insights into the state of the art, challenges, and future directions in the field of BPT. </w:t>
-      </w:r>
-      <w:r>
-        <w:rPr>
-          <w:rFonts w:ascii="Times New Roman" w:hAnsi="Times New Roman" w:cs="Times New Roman"/>
-          <w:i/>
-          <w:sz w:val="24"/>
-        </w:rPr>
-        <w:br w:type="page"/>
-      </w:r>
+        <w:sectPr>
+          <w:pgSz w:w="11906" w:h="16838" w:code="9"/>
+          <w:pgMar w:top="1440" w:right="1440" w:bottom="1440" w:left="1440" w:header="720" w:footer="720" w:gutter="0"/>
+          <w:pgNumType w:fmt="lowerRoman" w:start="1"/>
+          <w:cols w:space="720"/>
+          <w:docGrid w:linePitch="360"/>
+        </w:sectPr>
+      </w:pPr>
     </w:p>
     <w:p>
       <w:pPr>
@@ -1434,7 +1485,6 @@
         <w:rPr>
           <w:rFonts w:ascii="Times New Roman" w:hAnsi="Times New Roman" w:cs="Times New Roman"/>
           <w:b/>
-          <w:caps/>
           <w:color w:val="auto"/>
           <w:sz w:val="24"/>
           <w:szCs w:val="24"/>
@@ -1643,7 +1693,7 @@
           <w:rFonts w:ascii="Times New Roman" w:hAnsi="Times New Roman" w:cs="Times New Roman"/>
           <w:sz w:val="24"/>
         </w:rPr>
-        <w:t xml:space="preserve">Bubble growth and stability are critical factors affecting the longevity and functionality of bubble-based technologies. Recent studies have focused on understanding the factors influencing bubble growth and preventing premature bubble coalescence. To this end, researchers have explored the use of surfactants and nanoparticle coatings to enhance bubble </w:t>
+        <w:t xml:space="preserve">Bubble growth and stability are critical factors affecting the longevity and functionality of bubble-based technologies. Recent studies have focused on understanding the factors influencing bubble growth and preventing premature bubble coalescence. To this end, </w:t>
       </w:r>
       <w:r>
         <w:rPr>
@@ -1651,7 +1701,7 @@
           <w:sz w:val="24"/>
         </w:rPr>
         <w:lastRenderedPageBreak/>
-        <w:t xml:space="preserve">stability. An investigation by Kim </w:t>
+        <w:t xml:space="preserve">researchers have explored the use of surfactants and nanoparticle coatings to enhance bubble stability. An investigation by Kim </w:t>
       </w:r>
       <w:r>
         <w:rPr>
@@ -3411,6 +3461,445 @@
     </w:p>
     <w:p>
       <w:pPr>
+        <w:spacing w:before="240" w:after="0" w:line="360" w:lineRule="auto"/>
+        <w:jc w:val="both"/>
+        <w:rPr>
+          <w:rFonts w:ascii="Times New Roman" w:hAnsi="Times New Roman" w:cs="Times New Roman"/>
+          <w:b/>
+          <w:sz w:val="24"/>
+        </w:rPr>
+      </w:pPr>
+      <w:r>
+        <w:rPr>
+          <w:rFonts w:ascii="Times New Roman" w:hAnsi="Times New Roman" w:cs="Times New Roman"/>
+          <w:b/>
+          <w:sz w:val="24"/>
+        </w:rPr>
+        <w:t>Advantages of Bubble Power Technology</w:t>
+      </w:r>
+    </w:p>
+    <w:p>
+      <w:pPr>
+        <w:spacing w:after="0" w:line="360" w:lineRule="auto"/>
+        <w:jc w:val="both"/>
+        <w:rPr>
+          <w:rFonts w:ascii="Times New Roman" w:hAnsi="Times New Roman" w:cs="Times New Roman"/>
+          <w:sz w:val="24"/>
+        </w:rPr>
+      </w:pPr>
+      <w:r>
+        <w:rPr>
+          <w:rFonts w:ascii="Times New Roman" w:hAnsi="Times New Roman" w:cs="Times New Roman"/>
+          <w:b/>
+          <w:sz w:val="24"/>
+        </w:rPr>
+        <w:t>Renewable Energy Source:</w:t>
+      </w:r>
+      <w:r>
+        <w:rPr>
+          <w:rFonts w:ascii="Times New Roman" w:hAnsi="Times New Roman" w:cs="Times New Roman"/>
+          <w:sz w:val="24"/>
+        </w:rPr>
+        <w:t xml:space="preserve"> Bubble power technology harnesses the power of underwater bubbles, which are a renewable and abundant energy source in oceans, lakes, and other water bodies.</w:t>
+      </w:r>
+    </w:p>
+    <w:p>
+      <w:pPr>
+        <w:spacing w:after="0" w:line="360" w:lineRule="auto"/>
+        <w:jc w:val="both"/>
+        <w:rPr>
+          <w:rFonts w:ascii="Times New Roman" w:hAnsi="Times New Roman" w:cs="Times New Roman"/>
+          <w:sz w:val="24"/>
+        </w:rPr>
+      </w:pPr>
+      <w:r>
+        <w:rPr>
+          <w:rFonts w:ascii="Times New Roman" w:hAnsi="Times New Roman" w:cs="Times New Roman"/>
+          <w:b/>
+          <w:sz w:val="24"/>
+        </w:rPr>
+        <w:t xml:space="preserve">Low Environmental Impact: </w:t>
+      </w:r>
+      <w:r>
+        <w:rPr>
+          <w:rFonts w:ascii="Times New Roman" w:hAnsi="Times New Roman" w:cs="Times New Roman"/>
+          <w:sz w:val="24"/>
+        </w:rPr>
+        <w:t>Unlike traditional fossil fuels, bubble power technology has minimal environmental impact as it doesn't involve the release of greenhouse gases or pollutants.</w:t>
+      </w:r>
+    </w:p>
+    <w:p>
+      <w:pPr>
+        <w:spacing w:after="0" w:line="360" w:lineRule="auto"/>
+        <w:jc w:val="both"/>
+        <w:rPr>
+          <w:rFonts w:ascii="Times New Roman" w:hAnsi="Times New Roman" w:cs="Times New Roman"/>
+          <w:sz w:val="24"/>
+        </w:rPr>
+      </w:pPr>
+      <w:r>
+        <w:rPr>
+          <w:rFonts w:ascii="Times New Roman" w:hAnsi="Times New Roman" w:cs="Times New Roman"/>
+          <w:b/>
+          <w:sz w:val="24"/>
+        </w:rPr>
+        <w:t>Cost-Effective:</w:t>
+      </w:r>
+      <w:r>
+        <w:rPr>
+          <w:rFonts w:ascii="Times New Roman" w:hAnsi="Times New Roman" w:cs="Times New Roman"/>
+          <w:sz w:val="24"/>
+        </w:rPr>
+        <w:t xml:space="preserve"> The technology can potentially be cost-effective due to its reliance on natural processes, requiring less infrastructure and maintenance compared to other energy sources.</w:t>
+      </w:r>
+    </w:p>
+    <w:p>
+      <w:pPr>
+        <w:spacing w:after="0" w:line="360" w:lineRule="auto"/>
+        <w:jc w:val="both"/>
+        <w:rPr>
+          <w:rFonts w:ascii="Times New Roman" w:hAnsi="Times New Roman" w:cs="Times New Roman"/>
+          <w:sz w:val="24"/>
+        </w:rPr>
+      </w:pPr>
+      <w:r>
+        <w:rPr>
+          <w:rFonts w:ascii="Times New Roman" w:hAnsi="Times New Roman" w:cs="Times New Roman"/>
+          <w:b/>
+          <w:sz w:val="24"/>
+        </w:rPr>
+        <w:t>Low Visual Impact:</w:t>
+      </w:r>
+      <w:r>
+        <w:rPr>
+          <w:rFonts w:ascii="Times New Roman" w:hAnsi="Times New Roman" w:cs="Times New Roman"/>
+          <w:sz w:val="24"/>
+        </w:rPr>
+        <w:t xml:space="preserve"> Bubble power installations can be located underwater, minimizing their visual impact on coastlines and landscapes.</w:t>
+      </w:r>
+    </w:p>
+    <w:p>
+      <w:pPr>
+        <w:spacing w:after="0" w:line="360" w:lineRule="auto"/>
+        <w:jc w:val="both"/>
+        <w:rPr>
+          <w:rFonts w:ascii="Times New Roman" w:hAnsi="Times New Roman" w:cs="Times New Roman"/>
+          <w:sz w:val="24"/>
+        </w:rPr>
+      </w:pPr>
+      <w:r>
+        <w:rPr>
+          <w:rFonts w:ascii="Times New Roman" w:hAnsi="Times New Roman" w:cs="Times New Roman"/>
+          <w:b/>
+          <w:sz w:val="24"/>
+        </w:rPr>
+        <w:t xml:space="preserve">Continuous Energy Generation: </w:t>
+      </w:r>
+      <w:r>
+        <w:rPr>
+          <w:rFonts w:ascii="Times New Roman" w:hAnsi="Times New Roman" w:cs="Times New Roman"/>
+          <w:sz w:val="24"/>
+        </w:rPr>
+        <w:t>Bubbles are generated continuously by natural processes like water movement and temperature changes, ensuring a consistent energy source.</w:t>
+      </w:r>
+    </w:p>
+    <w:p>
+      <w:pPr>
+        <w:spacing w:after="0" w:line="360" w:lineRule="auto"/>
+        <w:jc w:val="both"/>
+        <w:rPr>
+          <w:rFonts w:ascii="Times New Roman" w:hAnsi="Times New Roman" w:cs="Times New Roman"/>
+          <w:sz w:val="24"/>
+        </w:rPr>
+      </w:pPr>
+      <w:r>
+        <w:rPr>
+          <w:rFonts w:ascii="Times New Roman" w:hAnsi="Times New Roman" w:cs="Times New Roman"/>
+          <w:b/>
+          <w:sz w:val="24"/>
+        </w:rPr>
+        <w:lastRenderedPageBreak/>
+        <w:t>Scalability</w:t>
+      </w:r>
+      <w:r>
+        <w:rPr>
+          <w:rFonts w:ascii="Times New Roman" w:hAnsi="Times New Roman" w:cs="Times New Roman"/>
+          <w:sz w:val="24"/>
+        </w:rPr>
+        <w:t>: Bubble power technology has the potential to be scaled up for larger energy production based on the availability of water bodies.</w:t>
+      </w:r>
+    </w:p>
+    <w:p>
+      <w:pPr>
+        <w:spacing w:after="0" w:line="360" w:lineRule="auto"/>
+        <w:jc w:val="both"/>
+        <w:rPr>
+          <w:rFonts w:ascii="Times New Roman" w:hAnsi="Times New Roman" w:cs="Times New Roman"/>
+          <w:sz w:val="24"/>
+        </w:rPr>
+      </w:pPr>
+      <w:r>
+        <w:rPr>
+          <w:rFonts w:ascii="Times New Roman" w:hAnsi="Times New Roman" w:cs="Times New Roman"/>
+          <w:b/>
+          <w:sz w:val="24"/>
+        </w:rPr>
+        <w:t>Remote Power Generation</w:t>
+      </w:r>
+      <w:r>
+        <w:rPr>
+          <w:rFonts w:ascii="Times New Roman" w:hAnsi="Times New Roman" w:cs="Times New Roman"/>
+          <w:sz w:val="24"/>
+        </w:rPr>
+        <w:t>: It can provide power to remote locations, where traditional power infrastructure might be difficult or expensive to establish.</w:t>
+      </w:r>
+    </w:p>
+    <w:p>
+      <w:pPr>
+        <w:spacing w:after="0" w:line="360" w:lineRule="auto"/>
+        <w:jc w:val="both"/>
+        <w:rPr>
+          <w:rFonts w:ascii="Times New Roman" w:hAnsi="Times New Roman" w:cs="Times New Roman"/>
+          <w:sz w:val="24"/>
+        </w:rPr>
+      </w:pPr>
+      <w:r>
+        <w:rPr>
+          <w:rFonts w:ascii="Times New Roman" w:hAnsi="Times New Roman" w:cs="Times New Roman"/>
+          <w:b/>
+          <w:sz w:val="24"/>
+        </w:rPr>
+        <w:t>Modularity</w:t>
+      </w:r>
+      <w:r>
+        <w:rPr>
+          <w:rFonts w:ascii="Times New Roman" w:hAnsi="Times New Roman" w:cs="Times New Roman"/>
+          <w:sz w:val="24"/>
+        </w:rPr>
+        <w:t>: The technology can be designed with modular components, allowing for easier maintenance, upgrades, and repairs.</w:t>
+      </w:r>
+    </w:p>
+    <w:p>
+      <w:pPr>
+        <w:spacing w:before="240" w:after="0" w:line="360" w:lineRule="auto"/>
+        <w:jc w:val="both"/>
+        <w:rPr>
+          <w:rFonts w:ascii="Times New Roman" w:hAnsi="Times New Roman" w:cs="Times New Roman"/>
+          <w:b/>
+          <w:sz w:val="24"/>
+        </w:rPr>
+      </w:pPr>
+      <w:r>
+        <w:rPr>
+          <w:rFonts w:ascii="Times New Roman" w:hAnsi="Times New Roman" w:cs="Times New Roman"/>
+          <w:b/>
+          <w:sz w:val="24"/>
+        </w:rPr>
+        <w:t>Disadvantages of Bubble Power Technology:</w:t>
+      </w:r>
+    </w:p>
+    <w:p>
+      <w:pPr>
+        <w:spacing w:after="0" w:line="360" w:lineRule="auto"/>
+        <w:jc w:val="both"/>
+        <w:rPr>
+          <w:rFonts w:ascii="Times New Roman" w:hAnsi="Times New Roman" w:cs="Times New Roman"/>
+          <w:sz w:val="24"/>
+        </w:rPr>
+      </w:pPr>
+      <w:r>
+        <w:rPr>
+          <w:rFonts w:ascii="Times New Roman" w:hAnsi="Times New Roman" w:cs="Times New Roman"/>
+          <w:b/>
+          <w:sz w:val="24"/>
+        </w:rPr>
+        <w:t>Energy Density:</w:t>
+      </w:r>
+      <w:r>
+        <w:rPr>
+          <w:rFonts w:ascii="Times New Roman" w:hAnsi="Times New Roman" w:cs="Times New Roman"/>
+          <w:sz w:val="24"/>
+        </w:rPr>
+        <w:t xml:space="preserve"> The energy density of bubble power might be lower compared to other renewable sources like solar or wind power, which could impact the overall efficiency and scalability of the technology.</w:t>
+      </w:r>
+    </w:p>
+    <w:p>
+      <w:pPr>
+        <w:spacing w:after="0" w:line="360" w:lineRule="auto"/>
+        <w:jc w:val="both"/>
+        <w:rPr>
+          <w:rFonts w:ascii="Times New Roman" w:hAnsi="Times New Roman" w:cs="Times New Roman"/>
+          <w:sz w:val="24"/>
+        </w:rPr>
+      </w:pPr>
+      <w:r>
+        <w:rPr>
+          <w:rFonts w:ascii="Times New Roman" w:hAnsi="Times New Roman" w:cs="Times New Roman"/>
+          <w:b/>
+          <w:sz w:val="24"/>
+        </w:rPr>
+        <w:t>Dependence on Natural Factors:</w:t>
+      </w:r>
+      <w:r>
+        <w:rPr>
+          <w:rFonts w:ascii="Times New Roman" w:hAnsi="Times New Roman" w:cs="Times New Roman"/>
+          <w:sz w:val="24"/>
+        </w:rPr>
+        <w:t xml:space="preserve"> The efficiency of bubble power technology relies on natural factors like water currents, temperature variations, and gas solubility, which can vary in different locations and seasons.</w:t>
+      </w:r>
+    </w:p>
+    <w:p>
+      <w:pPr>
+        <w:spacing w:after="0" w:line="360" w:lineRule="auto"/>
+        <w:jc w:val="both"/>
+        <w:rPr>
+          <w:rFonts w:ascii="Times New Roman" w:hAnsi="Times New Roman" w:cs="Times New Roman"/>
+          <w:sz w:val="24"/>
+        </w:rPr>
+      </w:pPr>
+      <w:r>
+        <w:rPr>
+          <w:rFonts w:ascii="Times New Roman" w:hAnsi="Times New Roman" w:cs="Times New Roman"/>
+          <w:b/>
+          <w:sz w:val="24"/>
+        </w:rPr>
+        <w:t>Environmental Impact:</w:t>
+      </w:r>
+      <w:r>
+        <w:rPr>
+          <w:rFonts w:ascii="Times New Roman" w:hAnsi="Times New Roman" w:cs="Times New Roman"/>
+          <w:sz w:val="24"/>
+        </w:rPr>
+        <w:t xml:space="preserve"> While bubble power technology has a lower environmental impact compared to fossil fuels, there might still be localized effects on marine ecosystems and wildlife due to changes in water dynamics.</w:t>
+      </w:r>
+    </w:p>
+    <w:p>
+      <w:pPr>
+        <w:spacing w:after="0" w:line="360" w:lineRule="auto"/>
+        <w:jc w:val="both"/>
+        <w:rPr>
+          <w:rFonts w:ascii="Times New Roman" w:hAnsi="Times New Roman" w:cs="Times New Roman"/>
+          <w:sz w:val="24"/>
+        </w:rPr>
+      </w:pPr>
+      <w:r>
+        <w:rPr>
+          <w:rFonts w:ascii="Times New Roman" w:hAnsi="Times New Roman" w:cs="Times New Roman"/>
+          <w:b/>
+          <w:sz w:val="24"/>
+        </w:rPr>
+        <w:t>Technological Challenges:</w:t>
+      </w:r>
+      <w:r>
+        <w:rPr>
+          <w:rFonts w:ascii="Times New Roman" w:hAnsi="Times New Roman" w:cs="Times New Roman"/>
+          <w:sz w:val="24"/>
+        </w:rPr>
+        <w:t xml:space="preserve"> Developing efficient systems to capture and convert bubble energy into usable electricity can be technologically complex and may require significant research and development.</w:t>
+      </w:r>
+    </w:p>
+    <w:p>
+      <w:pPr>
+        <w:spacing w:after="0" w:line="360" w:lineRule="auto"/>
+        <w:jc w:val="both"/>
+        <w:rPr>
+          <w:rFonts w:ascii="Times New Roman" w:hAnsi="Times New Roman" w:cs="Times New Roman"/>
+          <w:sz w:val="24"/>
+        </w:rPr>
+      </w:pPr>
+      <w:r>
+        <w:rPr>
+          <w:rFonts w:ascii="Times New Roman" w:hAnsi="Times New Roman" w:cs="Times New Roman"/>
+          <w:b/>
+          <w:sz w:val="24"/>
+        </w:rPr>
+        <w:t>Maintenance Challenges:</w:t>
+      </w:r>
+      <w:r>
+        <w:rPr>
+          <w:rFonts w:ascii="Times New Roman" w:hAnsi="Times New Roman" w:cs="Times New Roman"/>
+          <w:sz w:val="24"/>
+        </w:rPr>
+        <w:t xml:space="preserve"> Installing and maintaining underwater systems can be challenging and costly due to the harsh marine environment, potential corrosion, and biofouling.</w:t>
+      </w:r>
+    </w:p>
+    <w:p>
+      <w:pPr>
+        <w:spacing w:after="0" w:line="360" w:lineRule="auto"/>
+        <w:jc w:val="both"/>
+        <w:rPr>
+          <w:rFonts w:ascii="Times New Roman" w:hAnsi="Times New Roman" w:cs="Times New Roman"/>
+          <w:sz w:val="24"/>
+        </w:rPr>
+      </w:pPr>
+      <w:r>
+        <w:rPr>
+          <w:rFonts w:ascii="Times New Roman" w:hAnsi="Times New Roman" w:cs="Times New Roman"/>
+          <w:b/>
+          <w:sz w:val="24"/>
+        </w:rPr>
+        <w:t>Limited Locations</w:t>
+      </w:r>
+      <w:r>
+        <w:rPr>
+          <w:rFonts w:ascii="Times New Roman" w:hAnsi="Times New Roman" w:cs="Times New Roman"/>
+          <w:sz w:val="24"/>
+        </w:rPr>
+        <w:t>: The technology is best suited for areas with significant water movement and temperature fluctuations, limiting its applicability to specific geographical locations.</w:t>
+      </w:r>
+    </w:p>
+    <w:p>
+      <w:pPr>
+        <w:spacing w:after="0" w:line="360" w:lineRule="auto"/>
+        <w:jc w:val="both"/>
+        <w:rPr>
+          <w:rFonts w:ascii="Times New Roman" w:hAnsi="Times New Roman" w:cs="Times New Roman"/>
+          <w:sz w:val="24"/>
+        </w:rPr>
+      </w:pPr>
+      <w:r>
+        <w:rPr>
+          <w:rFonts w:ascii="Times New Roman" w:hAnsi="Times New Roman" w:cs="Times New Roman"/>
+          <w:b/>
+          <w:sz w:val="24"/>
+        </w:rPr>
+        <w:t>Interference with Water Activities</w:t>
+      </w:r>
+      <w:r>
+        <w:rPr>
+          <w:rFonts w:ascii="Times New Roman" w:hAnsi="Times New Roman" w:cs="Times New Roman"/>
+          <w:sz w:val="24"/>
+        </w:rPr>
+        <w:t>: The installation and presence of bubble power systems could potentially interfere with navigation, fishing, and other water-related activities.</w:t>
+      </w:r>
+    </w:p>
+    <w:p>
+      <w:pPr>
+        <w:spacing w:after="0" w:line="360" w:lineRule="auto"/>
+        <w:jc w:val="both"/>
+        <w:rPr>
+          <w:rFonts w:ascii="Times New Roman" w:hAnsi="Times New Roman" w:cs="Times New Roman"/>
+          <w:sz w:val="24"/>
+        </w:rPr>
+      </w:pPr>
+      <w:r>
+        <w:rPr>
+          <w:rFonts w:ascii="Times New Roman" w:hAnsi="Times New Roman" w:cs="Times New Roman"/>
+          <w:b/>
+          <w:sz w:val="24"/>
+        </w:rPr>
+        <w:t>Economic Viability:</w:t>
+      </w:r>
+      <w:r>
+        <w:rPr>
+          <w:rFonts w:ascii="Times New Roman" w:hAnsi="Times New Roman" w:cs="Times New Roman"/>
+          <w:sz w:val="24"/>
+        </w:rPr>
+        <w:t xml:space="preserve"> The upfront costs associated with developing, installing, and maintaining bubble power systems might impact their economic viability compared to other established renewable energy sources.</w:t>
+      </w:r>
+    </w:p>
+    <w:p>
+      <w:pPr>
         <w:spacing w:line="360" w:lineRule="auto"/>
         <w:jc w:val="both"/>
         <w:rPr>
@@ -3463,23 +3952,6 @@
     </w:p>
     <w:p>
       <w:pPr>
-        <w:rPr>
-          <w:rFonts w:ascii="Times New Roman" w:eastAsia="Times New Roman" w:hAnsi="Times New Roman" w:cs="Times New Roman"/>
-          <w:sz w:val="24"/>
-          <w:szCs w:val="24"/>
-        </w:rPr>
-      </w:pPr>
-      <w:r>
-        <w:rPr>
-          <w:rFonts w:ascii="Times New Roman" w:eastAsia="Times New Roman" w:hAnsi="Times New Roman" w:cs="Times New Roman"/>
-          <w:sz w:val="24"/>
-          <w:szCs w:val="24"/>
-        </w:rPr>
-        <w:br w:type="page"/>
-      </w:r>
-    </w:p>
-    <w:p>
-      <w:pPr>
         <w:spacing w:after="150" w:line="360" w:lineRule="auto"/>
         <w:ind w:left="-5"/>
         <w:jc w:val="both"/>
@@ -3490,6 +3962,8 @@
           <w:szCs w:val="24"/>
         </w:rPr>
       </w:pPr>
+      <w:bookmarkStart w:id="0" w:name="_GoBack"/>
+      <w:bookmarkEnd w:id="0"/>
       <w:r>
         <w:rPr>
           <w:rFonts w:ascii="Times New Roman" w:eastAsia="Times New Roman" w:hAnsi="Times New Roman" w:cs="Times New Roman"/>
@@ -3680,7 +4154,7 @@
           <w:szCs w:val="24"/>
         </w:rPr>
         <w:lastRenderedPageBreak/>
-        <w:t>REFERENCES</w:t>
+        <w:t>References</w:t>
       </w:r>
     </w:p>
     <w:p>
@@ -4827,6 +5301,119 @@
     </w:lvl>
   </w:abstractNum>
   <w:abstractNum w:abstractNumId="3" w15:restartNumberingAfterBreak="0">
+    <w:nsid w:val="1AA73E2D"/>
+    <w:multiLevelType w:val="multilevel"/>
+    <w:tmpl w:val="1C509BD8"/>
+    <w:lvl w:ilvl="0">
+      <w:start w:val="1"/>
+      <w:numFmt w:val="decimal"/>
+      <w:lvlText w:val="%1."/>
+      <w:lvlJc w:val="left"/>
+      <w:pPr>
+        <w:tabs>
+          <w:tab w:val="num" w:pos="720"/>
+        </w:tabs>
+        <w:ind w:left="720" w:hanging="360"/>
+      </w:pPr>
+    </w:lvl>
+    <w:lvl w:ilvl="1" w:tentative="1">
+      <w:start w:val="1"/>
+      <w:numFmt w:val="decimal"/>
+      <w:lvlText w:val="%2."/>
+      <w:lvlJc w:val="left"/>
+      <w:pPr>
+        <w:tabs>
+          <w:tab w:val="num" w:pos="1440"/>
+        </w:tabs>
+        <w:ind w:left="1440" w:hanging="360"/>
+      </w:pPr>
+    </w:lvl>
+    <w:lvl w:ilvl="2" w:tentative="1">
+      <w:start w:val="1"/>
+      <w:numFmt w:val="decimal"/>
+      <w:lvlText w:val="%3."/>
+      <w:lvlJc w:val="left"/>
+      <w:pPr>
+        <w:tabs>
+          <w:tab w:val="num" w:pos="2160"/>
+        </w:tabs>
+        <w:ind w:left="2160" w:hanging="360"/>
+      </w:pPr>
+    </w:lvl>
+    <w:lvl w:ilvl="3" w:tentative="1">
+      <w:start w:val="1"/>
+      <w:numFmt w:val="decimal"/>
+      <w:lvlText w:val="%4."/>
+      <w:lvlJc w:val="left"/>
+      <w:pPr>
+        <w:tabs>
+          <w:tab w:val="num" w:pos="2880"/>
+        </w:tabs>
+        <w:ind w:left="2880" w:hanging="360"/>
+      </w:pPr>
+    </w:lvl>
+    <w:lvl w:ilvl="4" w:tentative="1">
+      <w:start w:val="1"/>
+      <w:numFmt w:val="decimal"/>
+      <w:lvlText w:val="%5."/>
+      <w:lvlJc w:val="left"/>
+      <w:pPr>
+        <w:tabs>
+          <w:tab w:val="num" w:pos="3600"/>
+        </w:tabs>
+        <w:ind w:left="3600" w:hanging="360"/>
+      </w:pPr>
+    </w:lvl>
+    <w:lvl w:ilvl="5" w:tentative="1">
+      <w:start w:val="1"/>
+      <w:numFmt w:val="decimal"/>
+      <w:lvlText w:val="%6."/>
+      <w:lvlJc w:val="left"/>
+      <w:pPr>
+        <w:tabs>
+          <w:tab w:val="num" w:pos="4320"/>
+        </w:tabs>
+        <w:ind w:left="4320" w:hanging="360"/>
+      </w:pPr>
+    </w:lvl>
+    <w:lvl w:ilvl="6" w:tentative="1">
+      <w:start w:val="1"/>
+      <w:numFmt w:val="decimal"/>
+      <w:lvlText w:val="%7."/>
+      <w:lvlJc w:val="left"/>
+      <w:pPr>
+        <w:tabs>
+          <w:tab w:val="num" w:pos="5040"/>
+        </w:tabs>
+        <w:ind w:left="5040" w:hanging="360"/>
+      </w:pPr>
+    </w:lvl>
+    <w:lvl w:ilvl="7" w:tentative="1">
+      <w:start w:val="1"/>
+      <w:numFmt w:val="decimal"/>
+      <w:lvlText w:val="%8."/>
+      <w:lvlJc w:val="left"/>
+      <w:pPr>
+        <w:tabs>
+          <w:tab w:val="num" w:pos="5760"/>
+        </w:tabs>
+        <w:ind w:left="5760" w:hanging="360"/>
+      </w:pPr>
+    </w:lvl>
+    <w:lvl w:ilvl="8" w:tentative="1">
+      <w:start w:val="1"/>
+      <w:numFmt w:val="decimal"/>
+      <w:lvlText w:val="%9."/>
+      <w:lvlJc w:val="left"/>
+      <w:pPr>
+        <w:tabs>
+          <w:tab w:val="num" w:pos="6480"/>
+        </w:tabs>
+        <w:ind w:left="6480" w:hanging="360"/>
+      </w:pPr>
+    </w:lvl>
+  </w:abstractNum>
+  <w:abstractNum w:abstractNumId="4" w15:restartNumberingAfterBreak="0">
     <w:nsid w:val="1C272FC5"/>
     <w:multiLevelType w:val="hybridMultilevel"/>
     <w:tmpl w:val="B9A2F91A"/>
@@ -4938,7 +5525,7 @@
       </w:rPr>
     </w:lvl>
   </w:abstractNum>
-  <w:abstractNum w:abstractNumId="4" w15:restartNumberingAfterBreak="0">
+  <w:abstractNum w:abstractNumId="5" w15:restartNumberingAfterBreak="0">
     <w:nsid w:val="20FA4F88"/>
     <w:multiLevelType w:val="hybridMultilevel"/>
     <w:tmpl w:val="9C32B6B4"/>
@@ -5150,7 +5737,7 @@
       </w:rPr>
     </w:lvl>
   </w:abstractNum>
-  <w:abstractNum w:abstractNumId="5" w15:restartNumberingAfterBreak="0">
+  <w:abstractNum w:abstractNumId="6" w15:restartNumberingAfterBreak="0">
     <w:nsid w:val="219050F2"/>
     <w:multiLevelType w:val="multilevel"/>
     <w:tmpl w:val="2DBE5E24"/>
@@ -5263,7 +5850,120 @@
       </w:pPr>
     </w:lvl>
   </w:abstractNum>
-  <w:abstractNum w:abstractNumId="6" w15:restartNumberingAfterBreak="0">
+  <w:abstractNum w:abstractNumId="7" w15:restartNumberingAfterBreak="0">
+    <w:nsid w:val="24F327EA"/>
+    <w:multiLevelType w:val="multilevel"/>
+    <w:tmpl w:val="F0D8540C"/>
+    <w:lvl w:ilvl="0">
+      <w:start w:val="1"/>
+      <w:numFmt w:val="decimal"/>
+      <w:lvlText w:val="%1."/>
+      <w:lvlJc w:val="left"/>
+      <w:pPr>
+        <w:tabs>
+          <w:tab w:val="num" w:pos="720"/>
+        </w:tabs>
+        <w:ind w:left="720" w:hanging="360"/>
+      </w:pPr>
+    </w:lvl>
+    <w:lvl w:ilvl="1" w:tentative="1">
+      <w:start w:val="1"/>
+      <w:numFmt w:val="decimal"/>
+      <w:lvlText w:val="%2."/>
+      <w:lvlJc w:val="left"/>
+      <w:pPr>
+        <w:tabs>
+          <w:tab w:val="num" w:pos="1440"/>
+        </w:tabs>
+        <w:ind w:left="1440" w:hanging="360"/>
+      </w:pPr>
+    </w:lvl>
+    <w:lvl w:ilvl="2" w:tentative="1">
+      <w:start w:val="1"/>
+      <w:numFmt w:val="decimal"/>
+      <w:lvlText w:val="%3."/>
+      <w:lvlJc w:val="left"/>
+      <w:pPr>
+        <w:tabs>
+          <w:tab w:val="num" w:pos="2160"/>
+        </w:tabs>
+        <w:ind w:left="2160" w:hanging="360"/>
+      </w:pPr>
+    </w:lvl>
+    <w:lvl w:ilvl="3" w:tentative="1">
+      <w:start w:val="1"/>
+      <w:numFmt w:val="decimal"/>
+      <w:lvlText w:val="%4."/>
+      <w:lvlJc w:val="left"/>
+      <w:pPr>
+        <w:tabs>
+          <w:tab w:val="num" w:pos="2880"/>
+        </w:tabs>
+        <w:ind w:left="2880" w:hanging="360"/>
+      </w:pPr>
+    </w:lvl>
+    <w:lvl w:ilvl="4" w:tentative="1">
+      <w:start w:val="1"/>
+      <w:numFmt w:val="decimal"/>
+      <w:lvlText w:val="%5."/>
+      <w:lvlJc w:val="left"/>
+      <w:pPr>
+        <w:tabs>
+          <w:tab w:val="num" w:pos="3600"/>
+        </w:tabs>
+        <w:ind w:left="3600" w:hanging="360"/>
+      </w:pPr>
+    </w:lvl>
+    <w:lvl w:ilvl="5" w:tentative="1">
+      <w:start w:val="1"/>
+      <w:numFmt w:val="decimal"/>
+      <w:lvlText w:val="%6."/>
+      <w:lvlJc w:val="left"/>
+      <w:pPr>
+        <w:tabs>
+          <w:tab w:val="num" w:pos="4320"/>
+        </w:tabs>
+        <w:ind w:left="4320" w:hanging="360"/>
+      </w:pPr>
+    </w:lvl>
+    <w:lvl w:ilvl="6" w:tentative="1">
+      <w:start w:val="1"/>
+      <w:numFmt w:val="decimal"/>
+      <w:lvlText w:val="%7."/>
+      <w:lvlJc w:val="left"/>
+      <w:pPr>
+        <w:tabs>
+          <w:tab w:val="num" w:pos="5040"/>
+        </w:tabs>
+        <w:ind w:left="5040" w:hanging="360"/>
+      </w:pPr>
+    </w:lvl>
+    <w:lvl w:ilvl="7" w:tentative="1">
+      <w:start w:val="1"/>
+      <w:numFmt w:val="decimal"/>
+      <w:lvlText w:val="%8."/>
+      <w:lvlJc w:val="left"/>
+      <w:pPr>
+        <w:tabs>
+          <w:tab w:val="num" w:pos="5760"/>
+        </w:tabs>
+        <w:ind w:left="5760" w:hanging="360"/>
+      </w:pPr>
+    </w:lvl>
+    <w:lvl w:ilvl="8" w:tentative="1">
+      <w:start w:val="1"/>
+      <w:numFmt w:val="decimal"/>
+      <w:lvlText w:val="%9."/>
+      <w:lvlJc w:val="left"/>
+      <w:pPr>
+        <w:tabs>
+          <w:tab w:val="num" w:pos="6480"/>
+        </w:tabs>
+        <w:ind w:left="6480" w:hanging="360"/>
+      </w:pPr>
+    </w:lvl>
+  </w:abstractNum>
+  <w:abstractNum w:abstractNumId="8" w15:restartNumberingAfterBreak="0">
     <w:nsid w:val="26276E15"/>
     <w:multiLevelType w:val="hybridMultilevel"/>
     <w:tmpl w:val="8E8ADADA"/>
@@ -5352,7 +6052,7 @@
       </w:pPr>
     </w:lvl>
   </w:abstractNum>
-  <w:abstractNum w:abstractNumId="7" w15:restartNumberingAfterBreak="0">
+  <w:abstractNum w:abstractNumId="9" w15:restartNumberingAfterBreak="0">
     <w:nsid w:val="26A36F05"/>
     <w:multiLevelType w:val="hybridMultilevel"/>
     <w:tmpl w:val="A5AEAFD4"/>
@@ -5438,7 +6138,7 @@
       </w:pPr>
     </w:lvl>
   </w:abstractNum>
-  <w:abstractNum w:abstractNumId="8" w15:restartNumberingAfterBreak="0">
+  <w:abstractNum w:abstractNumId="10" w15:restartNumberingAfterBreak="0">
     <w:nsid w:val="3CC3345B"/>
     <w:multiLevelType w:val="hybridMultilevel"/>
     <w:tmpl w:val="6E7AA6C6"/>
@@ -5649,7 +6349,7 @@
       </w:rPr>
     </w:lvl>
   </w:abstractNum>
-  <w:abstractNum w:abstractNumId="9" w15:restartNumberingAfterBreak="0">
+  <w:abstractNum w:abstractNumId="11" w15:restartNumberingAfterBreak="0">
     <w:nsid w:val="675D1841"/>
     <w:multiLevelType w:val="hybridMultilevel"/>
     <w:tmpl w:val="F04407AC"/>
@@ -5861,28 +6561,28 @@
     </w:lvl>
   </w:abstractNum>
   <w:num w:numId="1">
-    <w:abstractNumId w:val="7"/>
+    <w:abstractNumId w:val="9"/>
   </w:num>
   <w:num w:numId="2">
-    <w:abstractNumId w:val="3"/>
+    <w:abstractNumId w:val="4"/>
   </w:num>
   <w:num w:numId="3">
     <w:abstractNumId w:val="1"/>
   </w:num>
   <w:num w:numId="4">
-    <w:abstractNumId w:val="4"/>
+    <w:abstractNumId w:val="5"/>
   </w:num>
   <w:num w:numId="5">
     <w:abstractNumId w:val="1"/>
   </w:num>
   <w:num w:numId="6">
-    <w:abstractNumId w:val="9"/>
+    <w:abstractNumId w:val="11"/>
   </w:num>
   <w:num w:numId="7">
-    <w:abstractNumId w:val="4"/>
+    <w:abstractNumId w:val="5"/>
   </w:num>
   <w:num w:numId="8">
-    <w:abstractNumId w:val="8"/>
+    <w:abstractNumId w:val="10"/>
   </w:num>
   <w:num w:numId="9">
     <w:abstractNumId w:val="0"/>
@@ -5891,10 +6591,16 @@
     <w:abstractNumId w:val="2"/>
   </w:num>
   <w:num w:numId="11">
+    <w:abstractNumId w:val="8"/>
+  </w:num>
+  <w:num w:numId="12">
     <w:abstractNumId w:val="6"/>
   </w:num>
-  <w:num w:numId="12">
-    <w:abstractNumId w:val="5"/>
+  <w:num w:numId="13">
+    <w:abstractNumId w:val="3"/>
+  </w:num>
+  <w:num w:numId="14">
+    <w:abstractNumId w:val="7"/>
   </w:num>
 </w:numbering>
 </file>
